--- a/public/administrative-personnel-dashboard/hiring/FT-RH-02.docx
+++ b/public/administrative-personnel-dashboard/hiring/FT-RH-02.docx
@@ -9105,7 +9105,23 @@
                 <w:b/>
                 <w:bCs/>
               </w:rPr>
-              <w:t>HUGO ERNESTO SIMON AGUILAR</w:t>
+              <w:t>HUGO ERNESTO SIM</w:t>
+            </w:r>
+            <w:r>
+              <w:rPr>
+                <w:rFonts w:ascii="Arial" w:hAnsi="Arial" w:cs="Arial"/>
+                <w:b/>
+                <w:bCs/>
+              </w:rPr>
+              <w:t>Ó</w:t>
+            </w:r>
+            <w:r>
+              <w:rPr>
+                <w:rFonts w:ascii="Arial" w:hAnsi="Arial" w:cs="Arial"/>
+                <w:b/>
+                <w:bCs/>
+              </w:rPr>
+              <w:t>N AGUILAR</w:t>
             </w:r>
           </w:p>
         </w:tc>
